--- a/docs/Breakout_Project_Plan.docx
+++ b/docs/Breakout_Project_Plan.docx
@@ -15,7 +15,6 @@
         <w:rPr>
           <w:b/>
           <w:bCs/>
-          <w:color w:val="1F4E79"/>
           <w:sz w:val="60"/>
           <w:szCs w:val="60"/>
         </w:rPr>
@@ -29,125 +28,21 @@
       </w:pPr>
       <w:r>
         <w:rPr>
-          <w:color w:val="595959"/>
           <w:sz w:val="28"/>
           <w:szCs w:val="28"/>
         </w:rPr>
         <w:t>Project Plan</w:t>
       </w:r>
-    </w:p>
-    <w:p>
-      <w:pPr>
-        <w:spacing w:before="1000"/>
-        <w:jc w:val="center"/>
-      </w:pPr>
-      <w:r>
-        <w:t>Fontys University of Applied Sciences – ICT</w:t>
-      </w:r>
-    </w:p>
-    <w:p>
-      <w:pPr>
-        <w:spacing w:after="700"/>
-        <w:jc w:val="center"/>
-      </w:pPr>
+      <w:r>
+        <w:br/>
+      </w:r>
       <w:r>
         <w:rPr>
-          <w:i/>
-          <w:iCs/>
-          <w:color w:val="595959"/>
-          <w:sz w:val="20"/>
-          <w:szCs w:val="20"/>
+          <w:sz w:val="28"/>
+          <w:szCs w:val="28"/>
         </w:rPr>
-        <w:t>Learning Outcome 2 – Creating professional IT products</w:t>
-      </w:r>
-    </w:p>
-    <w:p>
-      <w:pPr>
-        <w:jc w:val="center"/>
-      </w:pPr>
-      <w:r>
-        <w:rPr>
-          <w:sz w:val="20"/>
-          <w:szCs w:val="20"/>
-        </w:rPr>
-        <w:t xml:space="preserve">Author: </w:t>
-      </w:r>
-      <w:proofErr w:type="gramStart"/>
-      <w:r>
-        <w:rPr>
-          <w:sz w:val="20"/>
-          <w:szCs w:val="20"/>
-        </w:rPr>
-        <w:t>[ Your</w:t>
-      </w:r>
-      <w:proofErr w:type="gramEnd"/>
-      <w:r>
-        <w:rPr>
-          <w:sz w:val="20"/>
-          <w:szCs w:val="20"/>
-        </w:rPr>
-        <w:t xml:space="preserve"> </w:t>
-      </w:r>
-      <w:proofErr w:type="gramStart"/>
-      <w:r>
-        <w:rPr>
-          <w:sz w:val="20"/>
-          <w:szCs w:val="20"/>
-        </w:rPr>
-        <w:t>name ]</w:t>
-      </w:r>
-      <w:proofErr w:type="gramEnd"/>
-    </w:p>
-    <w:p>
-      <w:pPr>
-        <w:jc w:val="center"/>
-      </w:pPr>
-      <w:r>
-        <w:rPr>
-          <w:sz w:val="20"/>
-          <w:szCs w:val="20"/>
-        </w:rPr>
-        <w:t xml:space="preserve">Student number: </w:t>
-      </w:r>
-      <w:proofErr w:type="gramStart"/>
-      <w:r>
-        <w:rPr>
-          <w:sz w:val="20"/>
-          <w:szCs w:val="20"/>
-        </w:rPr>
-        <w:t>[ Your</w:t>
-      </w:r>
-      <w:proofErr w:type="gramEnd"/>
-      <w:r>
-        <w:rPr>
-          <w:sz w:val="20"/>
-          <w:szCs w:val="20"/>
-        </w:rPr>
-        <w:t xml:space="preserve"> student </w:t>
-      </w:r>
-      <w:proofErr w:type="gramStart"/>
-      <w:r>
-        <w:rPr>
-          <w:sz w:val="20"/>
-          <w:szCs w:val="20"/>
-        </w:rPr>
-        <w:t>number ]</w:t>
-      </w:r>
-      <w:proofErr w:type="gramEnd"/>
-    </w:p>
-    <w:p>
-      <w:pPr>
-        <w:jc w:val="center"/>
-      </w:pPr>
-      <w:r>
-        <w:rPr>
-          <w:sz w:val="20"/>
-          <w:szCs w:val="20"/>
-        </w:rPr>
-        <w:t>Date: September 2026</w:t>
-      </w:r>
-    </w:p>
-    <w:p>
+        <w:t>Nikola Panayotov</w:t>
+      </w:r>
       <w:r>
         <w:br w:type="page"/>
       </w:r>
@@ -156,9 +51,15 @@
       <w:pPr>
         <w:pStyle w:val="Heading1"/>
         <w:spacing w:before="0"/>
+        <w:rPr>
+          <w:color w:val="auto"/>
+        </w:rPr>
       </w:pPr>
       <w:bookmarkStart w:id="0" w:name="_Toc239972659"/>
       <w:r>
+        <w:rPr>
+          <w:color w:val="auto"/>
+        </w:rPr>
         <w:lastRenderedPageBreak/>
         <w:t>Table of Contents</w:t>
       </w:r>
@@ -194,6 +95,7 @@
               <w:rPr>
                 <w:rStyle w:val="Hyperlink"/>
                 <w:noProof/>
+                <w:color w:val="auto"/>
               </w:rPr>
               <w:t>Table of Contents</w:t>
             </w:r>
@@ -255,6 +157,7 @@
               <w:rPr>
                 <w:rStyle w:val="Hyperlink"/>
                 <w:noProof/>
+                <w:color w:val="auto"/>
               </w:rPr>
               <w:t>1 Project description</w:t>
             </w:r>
@@ -316,6 +219,7 @@
               <w:rPr>
                 <w:rStyle w:val="Hyperlink"/>
                 <w:noProof/>
+                <w:color w:val="auto"/>
               </w:rPr>
               <w:t>1.1 Problem and intended users</w:t>
             </w:r>
@@ -377,6 +281,7 @@
               <w:rPr>
                 <w:rStyle w:val="Hyperlink"/>
                 <w:noProof/>
+                <w:color w:val="auto"/>
               </w:rPr>
               <w:t>2 Scope and constraints</w:t>
             </w:r>
@@ -438,6 +343,7 @@
               <w:rPr>
                 <w:rStyle w:val="Hyperlink"/>
                 <w:noProof/>
+                <w:color w:val="auto"/>
               </w:rPr>
               <w:t>3 Risks and validation priorities</w:t>
             </w:r>
@@ -499,9 +405,15 @@
     <w:p>
       <w:pPr>
         <w:pStyle w:val="Heading1"/>
+        <w:rPr>
+          <w:color w:val="auto"/>
+        </w:rPr>
       </w:pPr>
       <w:bookmarkStart w:id="1" w:name="_Toc239972660"/>
       <w:r>
+        <w:rPr>
+          <w:color w:val="auto"/>
+        </w:rPr>
         <w:lastRenderedPageBreak/>
         <w:t>1 Project description</w:t>
       </w:r>
@@ -526,9 +438,15 @@
     <w:p>
       <w:pPr>
         <w:pStyle w:val="Heading2"/>
+        <w:rPr>
+          <w:color w:val="auto"/>
+        </w:rPr>
       </w:pPr>
       <w:bookmarkStart w:id="2" w:name="_Toc239972661"/>
       <w:r>
+        <w:rPr>
+          <w:color w:val="auto"/>
+        </w:rPr>
         <w:t>1.1 Problem and intended users</w:t>
       </w:r>
       <w:bookmarkEnd w:id="2"/>
@@ -552,9 +470,15 @@
     <w:p>
       <w:pPr>
         <w:pStyle w:val="Heading1"/>
+        <w:rPr>
+          <w:color w:val="auto"/>
+        </w:rPr>
       </w:pPr>
       <w:bookmarkStart w:id="3" w:name="_Toc239972662"/>
       <w:r>
+        <w:rPr>
+          <w:color w:val="auto"/>
+        </w:rPr>
         <w:t>2 Scope and constraints</w:t>
       </w:r>
       <w:bookmarkEnd w:id="3"/>
@@ -578,9 +502,15 @@
     <w:p>
       <w:pPr>
         <w:pStyle w:val="Heading1"/>
+        <w:rPr>
+          <w:color w:val="auto"/>
+        </w:rPr>
       </w:pPr>
       <w:bookmarkStart w:id="4" w:name="_Toc239972663"/>
       <w:r>
+        <w:rPr>
+          <w:color w:val="auto"/>
+        </w:rPr>
         <w:t>3 Risks and validation priorities</w:t>
       </w:r>
       <w:bookmarkEnd w:id="4"/>
@@ -608,12 +538,6 @@
         <w:gridCol w:w="3350"/>
       </w:tblGrid>
       <w:tr>
-        <w:tblPrEx>
-          <w:tblCellMar>
-            <w:top w:w="0" w:type="dxa"/>
-            <w:bottom w:w="0" w:type="dxa"/>
-          </w:tblCellMar>
-        </w:tblPrEx>
         <w:trPr>
           <w:tblHeader/>
         </w:trPr>
@@ -682,12 +606,6 @@
         </w:tc>
       </w:tr>
       <w:tr>
-        <w:tblPrEx>
-          <w:tblCellMar>
-            <w:top w:w="0" w:type="dxa"/>
-            <w:bottom w:w="0" w:type="dxa"/>
-          </w:tblCellMar>
-        </w:tblPrEx>
         <w:tc>
           <w:tcPr>
             <w:tcW w:w="2600" w:type="dxa"/>
@@ -738,12 +656,6 @@
         </w:tc>
       </w:tr>
       <w:tr>
-        <w:tblPrEx>
-          <w:tblCellMar>
-            <w:top w:w="0" w:type="dxa"/>
-            <w:bottom w:w="0" w:type="dxa"/>
-          </w:tblCellMar>
-        </w:tblPrEx>
         <w:tc>
           <w:tcPr>
             <w:tcW w:w="2600" w:type="dxa"/>
@@ -807,12 +719,6 @@
         </w:tc>
       </w:tr>
       <w:tr>
-        <w:tblPrEx>
-          <w:tblCellMar>
-            <w:top w:w="0" w:type="dxa"/>
-            <w:bottom w:w="0" w:type="dxa"/>
-          </w:tblCellMar>
-        </w:tblPrEx>
         <w:tc>
           <w:tcPr>
             <w:tcW w:w="2600" w:type="dxa"/>
@@ -871,12 +777,6 @@
         </w:tc>
       </w:tr>
       <w:tr>
-        <w:tblPrEx>
-          <w:tblCellMar>
-            <w:top w:w="0" w:type="dxa"/>
-            <w:bottom w:w="0" w:type="dxa"/>
-          </w:tblCellMar>
-        </w:tblPrEx>
         <w:tc>
           <w:tcPr>
             <w:tcW w:w="2600" w:type="dxa"/>
@@ -928,11 +828,397 @@
       </w:tr>
     </w:tbl>
     <w:p/>
+    <w:p>
+      <w:pPr>
+        <w:pStyle w:val="Heading1"/>
+      </w:pPr>
+      <w:r>
+        <w:rPr>
+          <w:color w:val="auto"/>
+        </w:rPr>
+        <w:t>4 Project Planning</w:t>
+      </w:r>
+    </w:p>
+    <w:p>
+      <w:r>
+        <w:lastRenderedPageBreak/>
+        <w:t>The table below records how the project actually progressed across the first two weeks, structured around the LO2 activities (Analyse, Advise, Design, Realise, Validate). Unlike the original proposed planning, this reflects real progress rather than an estimate.</w:t>
+      </w:r>
+    </w:p>
+    <w:tbl>
+      <w:tblPr>
+        <w:tblW w:w="0" w:type="auto"/>
+        <w:tblBorders>
+          <w:top w:val="single" w:sz="4" w:space="0" w:color="000000"/>
+          <w:left w:val="single" w:sz="4" w:space="0" w:color="000000"/>
+          <w:bottom w:val="single" w:sz="4" w:space="0" w:color="000000"/>
+          <w:right w:val="single" w:sz="4" w:space="0" w:color="000000"/>
+          <w:insideH w:val="single" w:sz="4" w:space="0" w:color="000000"/>
+          <w:insideV w:val="single" w:sz="4" w:space="0" w:color="000000"/>
+        </w:tblBorders>
+        <w:tblLook w:val="04A0" w:firstRow="1" w:lastRow="0" w:firstColumn="1" w:lastColumn="0" w:noHBand="0" w:noVBand="1"/>
+      </w:tblPr>
+      <w:tblGrid>
+        <w:gridCol w:w="3209"/>
+        <w:gridCol w:w="3209"/>
+        <w:gridCol w:w="3210"/>
+      </w:tblGrid>
+      <w:tr>
+        <w:tc>
+          <w:tcPr>
+            <w:tcW w:w="3213" w:type="dxa"/>
+            <w:shd w:val="clear" w:color="auto" w:fill="DCE6F1"/>
+          </w:tcPr>
+          <w:p>
+            <w:r>
+              <w:rPr>
+                <w:b/>
+              </w:rPr>
+              <w:t>LO2 activity</w:t>
+            </w:r>
+          </w:p>
+        </w:tc>
+        <w:tc>
+          <w:tcPr>
+            <w:tcW w:w="3213" w:type="dxa"/>
+            <w:shd w:val="clear" w:color="auto" w:fill="DCE6F1"/>
+          </w:tcPr>
+          <w:p>
+            <w:r>
+              <w:rPr>
+                <w:b/>
+              </w:rPr>
+              <w:t>Timing</w:t>
+            </w:r>
+          </w:p>
+        </w:tc>
+        <w:tc>
+          <w:tcPr>
+            <w:tcW w:w="3213" w:type="dxa"/>
+            <w:shd w:val="clear" w:color="auto" w:fill="DCE6F1"/>
+          </w:tcPr>
+          <w:p>
+            <w:r>
+              <w:rPr>
+                <w:b/>
+              </w:rPr>
+              <w:t>Status and evidence</w:t>
+            </w:r>
+          </w:p>
+        </w:tc>
+      </w:tr>
+      <w:tr>
+        <w:tc>
+          <w:tcPr>
+            <w:tcW w:w="3213" w:type="dxa"/>
+          </w:tcPr>
+          <w:p>
+            <w:r>
+              <w:t>Analyse</w:t>
+            </w:r>
+          </w:p>
+        </w:tc>
+        <w:tc>
+          <w:tcPr>
+            <w:tcW w:w="3213" w:type="dxa"/>
+          </w:tcPr>
+          <w:p>
+            <w:r>
+              <w:t>Week 1, first part</w:t>
+            </w:r>
+          </w:p>
+        </w:tc>
+        <w:tc>
+          <w:tcPr>
+            <w:tcW w:w="3213" w:type="dxa"/>
+          </w:tcPr>
+          <w:p>
+            <w:r>
+              <w:t>Completed. Problem, scope and requirements defined; see Breakout Analysis.</w:t>
+            </w:r>
+          </w:p>
+        </w:tc>
+      </w:tr>
+      <w:tr>
+        <w:tc>
+          <w:tcPr>
+            <w:tcW w:w="3213" w:type="dxa"/>
+          </w:tcPr>
+          <w:p>
+            <w:r>
+              <w:t>Advise</w:t>
+            </w:r>
+          </w:p>
+        </w:tc>
+        <w:tc>
+          <w:tcPr>
+            <w:tcW w:w="3213" w:type="dxa"/>
+          </w:tcPr>
+          <w:p>
+            <w:r>
+              <w:t>Week 1, first part – Week 2, first part</w:t>
+            </w:r>
+          </w:p>
+        </w:tc>
+        <w:tc>
+          <w:tcPr>
+            <w:tcW w:w="3213" w:type="dxa"/>
+          </w:tcPr>
+          <w:p>
+            <w:r>
+              <w:t>Completed. Technology comparison and proposed solution confirmed; see Breakout Advice.</w:t>
+            </w:r>
+          </w:p>
+        </w:tc>
+      </w:tr>
+      <w:tr>
+        <w:tc>
+          <w:tcPr>
+            <w:tcW w:w="3213" w:type="dxa"/>
+          </w:tcPr>
+          <w:p>
+            <w:r>
+              <w:t>Design</w:t>
+            </w:r>
+          </w:p>
+        </w:tc>
+        <w:tc>
+          <w:tcPr>
+            <w:tcW w:w="3213" w:type="dxa"/>
+          </w:tcPr>
+          <w:p>
+            <w:r>
+              <w:t>Week 1, second part – Week 2, first part</w:t>
+            </w:r>
+          </w:p>
+        </w:tc>
+        <w:tc>
+          <w:tcPr>
+            <w:tcW w:w="3213" w:type="dxa"/>
+          </w:tcPr>
+          <w:p>
+            <w:r>
+              <w:t>Completed. Started with a first prototype of the wireframes and UML class diagram (Week 1, second part), then finalised the wireframes and produced an updated UML diagram covering all classes and methods (Week 2, first part); see Breakout Design.</w:t>
+            </w:r>
+          </w:p>
+        </w:tc>
+      </w:tr>
+      <w:tr>
+        <w:tc>
+          <w:tcPr>
+            <w:tcW w:w="3213" w:type="dxa"/>
+          </w:tcPr>
+          <w:p>
+            <w:r>
+              <w:t>Realise</w:t>
+            </w:r>
+          </w:p>
+        </w:tc>
+        <w:tc>
+          <w:tcPr>
+            <w:tcW w:w="3213" w:type="dxa"/>
+          </w:tcPr>
+          <w:p>
+            <w:r>
+              <w:t xml:space="preserve">Week </w:t>
+            </w:r>
+            <w:proofErr w:type="gramStart"/>
+            <w:r>
+              <w:t>2</w:t>
+            </w:r>
+            <w:r>
+              <w:t xml:space="preserve"> </w:t>
+            </w:r>
+            <w:r>
+              <w:t>,</w:t>
+            </w:r>
+            <w:proofErr w:type="gramEnd"/>
+            <w:r>
+              <w:t xml:space="preserve"> second part</w:t>
+            </w:r>
+            <w:r>
+              <w:t xml:space="preserve"> – Week 3, first part</w:t>
+            </w:r>
+          </w:p>
+        </w:tc>
+        <w:tc>
+          <w:tcPr>
+            <w:tcW w:w="3213" w:type="dxa"/>
+          </w:tcPr>
+          <w:p>
+            <w:r>
+              <w:t>Started. Implementation (coding) began in the second part of Week 2.</w:t>
+            </w:r>
+          </w:p>
+        </w:tc>
+      </w:tr>
+      <w:tr>
+        <w:tc>
+          <w:tcPr>
+            <w:tcW w:w="3213" w:type="dxa"/>
+          </w:tcPr>
+          <w:p>
+            <w:r>
+              <w:t>Validate</w:t>
+            </w:r>
+          </w:p>
+        </w:tc>
+        <w:tc>
+          <w:tcPr>
+            <w:tcW w:w="3213" w:type="dxa"/>
+          </w:tcPr>
+          <w:p>
+            <w:r>
+              <w:t>Not yet started</w:t>
+            </w:r>
+          </w:p>
+        </w:tc>
+        <w:tc>
+          <w:tcPr>
+            <w:tcW w:w="3213" w:type="dxa"/>
+          </w:tcPr>
+          <w:p>
+            <w:r>
+              <w:t>Planned once enough of Realise is complete to test against the acceptance checks in Breakout Analysis.</w:t>
+            </w:r>
+          </w:p>
+        </w:tc>
+      </w:tr>
+    </w:tbl>
+    <w:p/>
+    <w:p>
+      <w:pPr>
+        <w:pStyle w:val="Heading2"/>
+      </w:pPr>
+      <w:r>
+        <w:rPr>
+          <w:color w:val="auto"/>
+        </w:rPr>
+        <w:t>4.1 Milestones</w:t>
+      </w:r>
+    </w:p>
+    <w:p>
+      <w:r>
+        <w:t>By the end of the first part of Week 1, Analysis and Advice had both started. By the end of the second part of Week 1, Design had started, Analysis was finished, and a first prototype of the wireframes and class diagram existed. By the end of the first part of Week 2, Design and Advice were both finished, with a final wireframe set and a UML diagram covering all classes and methods. The second part of Week 2 marks the start of Realise (coding).</w:t>
+      </w:r>
+    </w:p>
+    <w:p>
+      <w:pPr>
+        <w:pStyle w:val="Heading2"/>
+      </w:pPr>
+      <w:r>
+        <w:rPr>
+          <w:color w:val="auto"/>
+        </w:rPr>
+        <w:t>4.2 Design Evolution</w:t>
+      </w:r>
+    </w:p>
+    <w:p>
+      <w:r>
+        <w:t>The figures below show the prototype wireframes and UML class diagram produced in the second part of Week 1. See Breakout Design for the final wireframes and the final UML class diagram, produced in the first part of Week 2 with all classes and methods included.</w:t>
+      </w:r>
+    </w:p>
+    <w:p>
+      <w:pPr>
+        <w:jc w:val="center"/>
+      </w:pPr>
+      <w:r>
+        <w:rPr>
+          <w:noProof/>
+        </w:rPr>
+        <w:drawing>
+          <wp:inline distT="0" distB="0" distL="0" distR="0" wp14:anchorId="51A5173F" wp14:editId="4579A161">
+            <wp:extent cx="5760720" cy="1072094"/>
+            <wp:effectExtent l="0" t="0" r="0" b="0"/>
+            <wp:docPr id="1" name="Picture 1"/>
+            <wp:cNvGraphicFramePr>
+              <a:graphicFrameLocks xmlns:a="http://schemas.openxmlformats.org/drawingml/2006/main" noChangeAspect="1"/>
+            </wp:cNvGraphicFramePr>
+            <a:graphic xmlns:a="http://schemas.openxmlformats.org/drawingml/2006/main">
+              <a:graphicData uri="http://schemas.openxmlformats.org/drawingml/2006/picture">
+                <pic:pic xmlns:pic="http://schemas.openxmlformats.org/drawingml/2006/picture">
+                  <pic:nvPicPr>
+                    <pic:cNvPr id="0" name="mockups_prototype.png"/>
+                    <pic:cNvPicPr/>
+                  </pic:nvPicPr>
+                  <pic:blipFill>
+                    <a:blip r:embed="rId7"/>
+                    <a:stretch>
+                      <a:fillRect/>
+                    </a:stretch>
+                  </pic:blipFill>
+                  <pic:spPr>
+                    <a:xfrm>
+                      <a:off x="0" y="0"/>
+                      <a:ext cx="5760720" cy="1072094"/>
+                    </a:xfrm>
+                    <a:prstGeom prst="rect">
+                      <a:avLst/>
+                    </a:prstGeom>
+                  </pic:spPr>
+                </pic:pic>
+              </a:graphicData>
+            </a:graphic>
+          </wp:inline>
+        </w:drawing>
+      </w:r>
+    </w:p>
+    <w:p>
+      <w:pPr>
+        <w:jc w:val="center"/>
+      </w:pPr>
+      <w:r>
+        <w:rPr>
+          <w:noProof/>
+        </w:rPr>
+        <w:lastRenderedPageBreak/>
+        <w:drawing>
+          <wp:inline distT="0" distB="0" distL="0" distR="0" wp14:anchorId="6630E9BE" wp14:editId="7D840040">
+            <wp:extent cx="5760720" cy="2871083"/>
+            <wp:effectExtent l="0" t="0" r="0" b="0"/>
+            <wp:docPr id="2" name="Picture 2"/>
+            <wp:cNvGraphicFramePr>
+              <a:graphicFrameLocks xmlns:a="http://schemas.openxmlformats.org/drawingml/2006/main" noChangeAspect="1"/>
+            </wp:cNvGraphicFramePr>
+            <a:graphic xmlns:a="http://schemas.openxmlformats.org/drawingml/2006/main">
+              <a:graphicData uri="http://schemas.openxmlformats.org/drawingml/2006/picture">
+                <pic:pic xmlns:pic="http://schemas.openxmlformats.org/drawingml/2006/picture">
+                  <pic:nvPicPr>
+                    <pic:cNvPr id="0" name="uml_prototype.png"/>
+                    <pic:cNvPicPr/>
+                  </pic:nvPicPr>
+                  <pic:blipFill>
+                    <a:blip r:embed="rId8"/>
+                    <a:stretch>
+                      <a:fillRect/>
+                    </a:stretch>
+                  </pic:blipFill>
+                  <pic:spPr>
+                    <a:xfrm>
+                      <a:off x="0" y="0"/>
+                      <a:ext cx="5760720" cy="2871083"/>
+                    </a:xfrm>
+                    <a:prstGeom prst="rect">
+                      <a:avLst/>
+                    </a:prstGeom>
+                  </pic:spPr>
+                </pic:pic>
+              </a:graphicData>
+            </a:graphic>
+          </wp:inline>
+        </w:drawing>
+      </w:r>
+    </w:p>
+    <w:p>
+      <w:pPr>
+        <w:jc w:val="center"/>
+      </w:pPr>
+    </w:p>
     <w:sectPr>
-      <w:headerReference w:type="default" r:id="rId7"/>
-      <w:footerReference w:type="default" r:id="rId8"/>
-      <w:headerReference w:type="first" r:id="rId9"/>
-      <w:footerReference w:type="first" r:id="rId10"/>
+      <w:headerReference w:type="default" r:id="rId9"/>
+      <w:footerReference w:type="default" r:id="rId10"/>
+      <w:headerReference w:type="first" r:id="rId11"/>
+      <w:footerReference w:type="first" r:id="rId12"/>
       <w:pgSz w:w="11906" w:h="16838"/>
       <w:pgMar w:top="1134" w:right="1134" w:bottom="1134" w:left="1134" w:header="708" w:footer="708" w:gutter="0"/>
       <w:cols w:space="720"/>

--- a/docs/Breakout_Project_Plan.docx
+++ b/docs/Breakout_Project_Plan.docx
@@ -830,18 +830,31 @@
     <w:p/>
     <w:p>
       <w:pPr>
+        <w:rPr>
+          <w:b/>
+          <w:bCs/>
+          <w:sz w:val="30"/>
+          <w:szCs w:val="30"/>
+        </w:rPr>
+      </w:pPr>
+      <w:r>
+        <w:br w:type="page"/>
+      </w:r>
+    </w:p>
+    <w:p>
+      <w:pPr>
         <w:pStyle w:val="Heading1"/>
       </w:pPr>
       <w:r>
         <w:rPr>
           <w:color w:val="auto"/>
         </w:rPr>
+        <w:lastRenderedPageBreak/>
         <w:t>4 Project Planning</w:t>
       </w:r>
     </w:p>
     <w:p>
       <w:r>
-        <w:lastRenderedPageBreak/>
         <w:t>The table below records how the project actually progressed across the first two weeks, structured around the LO2 activities (Analyse, Advise, Design, Realise, Validate). Unlike the original proposed planning, this reflects real progress rather than an estimate.</w:t>
       </w:r>
     </w:p>
@@ -1020,21 +1033,13 @@
           </w:tcPr>
           <w:p>
             <w:r>
-              <w:t xml:space="preserve">Week </w:t>
-            </w:r>
-            <w:proofErr w:type="gramStart"/>
-            <w:r>
-              <w:t>2</w:t>
+              <w:t>Week 2</w:t>
             </w:r>
             <w:r>
               <w:t xml:space="preserve"> </w:t>
             </w:r>
             <w:r>
-              <w:t>,</w:t>
-            </w:r>
-            <w:proofErr w:type="gramEnd"/>
-            <w:r>
-              <w:t xml:space="preserve"> second part</w:t>
+              <w:t>, second part</w:t>
             </w:r>
             <w:r>
               <w:t xml:space="preserve"> – Week 3, first part</w:t>
@@ -1069,7 +1074,7 @@
           </w:tcPr>
           <w:p>
             <w:r>
-              <w:t>Not yet started</w:t>
+              <w:t>Week 4</w:t>
             </w:r>
           </w:p>
         </w:tc>
@@ -1217,8 +1222,6 @@
     <w:sectPr>
       <w:headerReference w:type="default" r:id="rId9"/>
       <w:footerReference w:type="default" r:id="rId10"/>
-      <w:headerReference w:type="first" r:id="rId11"/>
-      <w:footerReference w:type="first" r:id="rId12"/>
       <w:pgSz w:w="11906" w:h="16838"/>
       <w:pgMar w:top="1134" w:right="1134" w:bottom="1134" w:left="1134" w:header="708" w:footer="708" w:gutter="0"/>
       <w:cols w:space="720"/>
@@ -1299,12 +1302,6 @@
 </w:ftr>
 </file>
 
-<file path=word/footer2.xml><?xml version="1.0" encoding="utf-8"?>
-<w:ftr xmlns:wpc="http://schemas.microsoft.com/office/word/2010/wordprocessingCanvas" xmlns:cx="http://schemas.microsoft.com/office/drawing/2014/chartex" xmlns:cx1="http://schemas.microsoft.com/office/drawing/2015/9/8/chartex" xmlns:cx2="http://schemas.microsoft.com/office/drawing/2015/10/21/chartex" xmlns:cx3="http://schemas.microsoft.com/office/drawing/2016/5/9/chartex" xmlns:cx4="http://schemas.microsoft.com/office/drawing/2016/5/10/chartex" xmlns:cx5="http://schemas.microsoft.com/office/drawing/2016/5/11/chartex" xmlns:cx6="http://schemas.microsoft.com/office/drawing/2016/5/12/chartex" xmlns:cx7="http://schemas.microsoft.com/office/drawing/2016/5/13/chartex" xmlns:cx8="http://schemas.microsoft.com/office/drawing/2016/5/14/chartex" xmlns:mc="http://schemas.openxmlformats.org/markup-compatibility/2006" xmlns:aink="http://schemas.microsoft.com/office/drawing/2016/ink" xmlns:am3d="http://schemas.microsoft.com/office/drawing/2017/model3d" xmlns:o="urn:schemas-microsoft-com:office:office" xmlns:oel="http://schemas.microsoft.com/office/2019/extlst" xmlns:r="http://schemas.openxmlformats.org/officeDocument/2006/relationships" xmlns:m="http://schemas.openxmlformats.org/officeDocument/2006/math" xmlns:v="urn:schemas-microsoft-com:vml" xmlns:wp14="http://schemas.microsoft.com/office/word/2010/wordprocessingDrawing" xmlns:wp="http://schemas.openxmlformats.org/drawingml/2006/wordprocessingDrawing" xmlns:w10="urn:schemas-microsoft-com:office:word" xmlns:w="http://schemas.openxmlformats.org/wordprocessingml/2006/main" xmlns:w14="http://schemas.microsoft.com/office/word/2010/wordml" xmlns:w15="http://schemas.microsoft.com/office/word/2012/wordml" xmlns:w16cex="http://schemas.microsoft.com/office/word/2018/wordml/cex" xmlns:w16cid="http://schemas.microsoft.com/office/word/2016/wordml/cid" xmlns:w16="http://schemas.microsoft.com/office/word/2018/wordml" xmlns:w16du="http://schemas.microsoft.com/office/word/2023/wordml/word16du" xmlns:w16sdtdh="http://schemas.microsoft.com/office/word/2020/wordml/sdtdatahash" xmlns:w16sdtfl="http://schemas.microsoft.com/office/word/2024/wordml/sdtformatlock" xmlns:w16se="http://schemas.microsoft.com/office/word/2015/wordml/symex" xmlns:wpg="http://schemas.microsoft.com/office/word/2010/wordprocessingGroup" xmlns:wpi="http://schemas.microsoft.com/office/word/2010/wordprocessingInk" xmlns:wne="http://schemas.microsoft.com/office/word/2006/wordml" xmlns:wps="http://schemas.microsoft.com/office/word/2010/wordprocessingShape" mc:Ignorable="w14 w15 w16se w16cid w16 w16cex w16sdtdh w16sdtfl w16du wp14">
-  <w:p/>
-</w:ftr>
-</file>
-
 <file path=word/footnotes.xml><?xml version="1.0" encoding="utf-8"?>
 <w:footnotes xmlns:wpc="http://schemas.microsoft.com/office/word/2010/wordprocessingCanvas" xmlns:cx="http://schemas.microsoft.com/office/drawing/2014/chartex" xmlns:cx1="http://schemas.microsoft.com/office/drawing/2015/9/8/chartex" xmlns:cx2="http://schemas.microsoft.com/office/drawing/2015/10/21/chartex" xmlns:cx3="http://schemas.microsoft.com/office/drawing/2016/5/9/chartex" xmlns:cx4="http://schemas.microsoft.com/office/drawing/2016/5/10/chartex" xmlns:cx5="http://schemas.microsoft.com/office/drawing/2016/5/11/chartex" xmlns:cx6="http://schemas.microsoft.com/office/drawing/2016/5/12/chartex" xmlns:cx7="http://schemas.microsoft.com/office/drawing/2016/5/13/chartex" xmlns:cx8="http://schemas.microsoft.com/office/drawing/2016/5/14/chartex" xmlns:mc="http://schemas.openxmlformats.org/markup-compatibility/2006" xmlns:aink="http://schemas.microsoft.com/office/drawing/2016/ink" xmlns:am3d="http://schemas.microsoft.com/office/drawing/2017/model3d" xmlns:o="urn:schemas-microsoft-com:office:office" xmlns:oel="http://schemas.microsoft.com/office/2019/extlst" xmlns:r="http://schemas.openxmlformats.org/officeDocument/2006/relationships" xmlns:m="http://schemas.openxmlformats.org/officeDocument/2006/math" xmlns:v="urn:schemas-microsoft-com:vml" xmlns:wp14="http://schemas.microsoft.com/office/word/2010/wordprocessingDrawing" xmlns:wp="http://schemas.openxmlformats.org/drawingml/2006/wordprocessingDrawing" xmlns:w10="urn:schemas-microsoft-com:office:word" xmlns:w="http://schemas.openxmlformats.org/wordprocessingml/2006/main" xmlns:w14="http://schemas.microsoft.com/office/word/2010/wordml" xmlns:w15="http://schemas.microsoft.com/office/word/2012/wordml" xmlns:w16cex="http://schemas.microsoft.com/office/word/2018/wordml/cex" xmlns:w16cid="http://schemas.microsoft.com/office/word/2016/wordml/cid" xmlns:w16="http://schemas.microsoft.com/office/word/2018/wordml" xmlns:w16du="http://schemas.microsoft.com/office/word/2023/wordml/word16du" xmlns:w16sdtdh="http://schemas.microsoft.com/office/word/2020/wordml/sdtdatahash" xmlns:w16sdtfl="http://schemas.microsoft.com/office/word/2024/wordml/sdtformatlock" xmlns:w16se="http://schemas.microsoft.com/office/word/2015/wordml/symex" xmlns:wpg="http://schemas.microsoft.com/office/word/2010/wordprocessingGroup" xmlns:wpi="http://schemas.microsoft.com/office/word/2010/wordprocessingInk" xmlns:wne="http://schemas.microsoft.com/office/word/2006/wordml" xmlns:wps="http://schemas.microsoft.com/office/word/2010/wordprocessingShape" mc:Ignorable="w14 w15 w16se w16cid w16 w16cex w16sdtdh w16sdtfl w16du wp14">
   <w:footnote w:type="separator" w:id="-1">
@@ -1339,12 +1336,6 @@
       <w:t>Breakout — Project Plan</w:t>
     </w:r>
   </w:p>
-</w:hdr>
-</file>
-
-<file path=word/header2.xml><?xml version="1.0" encoding="utf-8"?>
-<w:hdr xmlns:wpc="http://schemas.microsoft.com/office/word/2010/wordprocessingCanvas" xmlns:cx="http://schemas.microsoft.com/office/drawing/2014/chartex" xmlns:cx1="http://schemas.microsoft.com/office/drawing/2015/9/8/chartex" xmlns:cx2="http://schemas.microsoft.com/office/drawing/2015/10/21/chartex" xmlns:cx3="http://schemas.microsoft.com/office/drawing/2016/5/9/chartex" xmlns:cx4="http://schemas.microsoft.com/office/drawing/2016/5/10/chartex" xmlns:cx5="http://schemas.microsoft.com/office/drawing/2016/5/11/chartex" xmlns:cx6="http://schemas.microsoft.com/office/drawing/2016/5/12/chartex" xmlns:cx7="http://schemas.microsoft.com/office/drawing/2016/5/13/chartex" xmlns:cx8="http://schemas.microsoft.com/office/drawing/2016/5/14/chartex" xmlns:mc="http://schemas.openxmlformats.org/markup-compatibility/2006" xmlns:aink="http://schemas.microsoft.com/office/drawing/2016/ink" xmlns:am3d="http://schemas.microsoft.com/office/drawing/2017/model3d" xmlns:o="urn:schemas-microsoft-com:office:office" xmlns:oel="http://schemas.microsoft.com/office/2019/extlst" xmlns:r="http://schemas.openxmlformats.org/officeDocument/2006/relationships" xmlns:m="http://schemas.openxmlformats.org/officeDocument/2006/math" xmlns:v="urn:schemas-microsoft-com:vml" xmlns:wp14="http://schemas.microsoft.com/office/word/2010/wordprocessingDrawing" xmlns:wp="http://schemas.openxmlformats.org/drawingml/2006/wordprocessingDrawing" xmlns:w10="urn:schemas-microsoft-com:office:word" xmlns:w="http://schemas.openxmlformats.org/wordprocessingml/2006/main" xmlns:w14="http://schemas.microsoft.com/office/word/2010/wordml" xmlns:w15="http://schemas.microsoft.com/office/word/2012/wordml" xmlns:w16cex="http://schemas.microsoft.com/office/word/2018/wordml/cex" xmlns:w16cid="http://schemas.microsoft.com/office/word/2016/wordml/cid" xmlns:w16="http://schemas.microsoft.com/office/word/2018/wordml" xmlns:w16du="http://schemas.microsoft.com/office/word/2023/wordml/word16du" xmlns:w16sdtdh="http://schemas.microsoft.com/office/word/2020/wordml/sdtdatahash" xmlns:w16sdtfl="http://schemas.microsoft.com/office/word/2024/wordml/sdtformatlock" xmlns:w16se="http://schemas.microsoft.com/office/word/2015/wordml/symex" xmlns:wpg="http://schemas.microsoft.com/office/word/2010/wordprocessingGroup" xmlns:wpi="http://schemas.microsoft.com/office/word/2010/wordprocessingInk" xmlns:wne="http://schemas.microsoft.com/office/word/2006/wordml" xmlns:wps="http://schemas.microsoft.com/office/word/2010/wordprocessingShape" mc:Ignorable="w14 w15 w16se w16cid w16 w16cex w16sdtdh w16sdtfl w16du wp14">
-  <w:p/>
 </w:hdr>
 </file>
 
@@ -2073,6 +2064,48 @@
       <w:ind w:left="220"/>
     </w:pPr>
   </w:style>
+  <w:style w:type="paragraph" w:styleId="Header">
+    <w:name w:val="header"/>
+    <w:basedOn w:val="Normal"/>
+    <w:link w:val="HeaderChar"/>
+    <w:uiPriority w:val="99"/>
+    <w:unhideWhenUsed/>
+    <w:rsid w:val="006F44CD"/>
+    <w:pPr>
+      <w:tabs>
+        <w:tab w:val="center" w:pos="4680"/>
+        <w:tab w:val="right" w:pos="9360"/>
+      </w:tabs>
+    </w:pPr>
+  </w:style>
+  <w:style w:type="character" w:customStyle="1" w:styleId="HeaderChar">
+    <w:name w:val="Header Char"/>
+    <w:basedOn w:val="DefaultParagraphFont"/>
+    <w:link w:val="Header"/>
+    <w:uiPriority w:val="99"/>
+    <w:rsid w:val="006F44CD"/>
+  </w:style>
+  <w:style w:type="paragraph" w:styleId="Footer">
+    <w:name w:val="footer"/>
+    <w:basedOn w:val="Normal"/>
+    <w:link w:val="FooterChar"/>
+    <w:uiPriority w:val="99"/>
+    <w:unhideWhenUsed/>
+    <w:rsid w:val="006F44CD"/>
+    <w:pPr>
+      <w:tabs>
+        <w:tab w:val="center" w:pos="4680"/>
+        <w:tab w:val="right" w:pos="9360"/>
+      </w:tabs>
+    </w:pPr>
+  </w:style>
+  <w:style w:type="character" w:customStyle="1" w:styleId="FooterChar">
+    <w:name w:val="Footer Char"/>
+    <w:basedOn w:val="DefaultParagraphFont"/>
+    <w:link w:val="Footer"/>
+    <w:uiPriority w:val="99"/>
+    <w:rsid w:val="006F44CD"/>
+  </w:style>
 </w:styles>
 </file>
 
